--- a/arbeitsblaetter/START_Schnupperlehrbrief.docx
+++ b/arbeitsblaetter/START_Schnupperlehrbrief.docx
@@ -19,7 +19,7 @@
     </w:p>
     <w:p>
       <w:r>
-        <w:t>Pixelwerkstatt AG (fiktive Uebungsfirma)</w:t>
+        <w:t>Pixelwerkstatt AG</w:t>
       </w:r>
     </w:p>
     <w:p>
@@ -44,7 +44,7 @@
     </w:p>
     <w:p>
       <w:r>
-        <w:t>Anfrage fuer eine Schnupperlehre als Informatikerin EFZ</w:t>
+        <w:t>Anfrage für eine Schnupperlehre als Informatikerin EFZ</w:t>
       </w:r>
     </w:p>
     <w:p>
@@ -54,17 +54,17 @@
     </w:p>
     <w:p>
       <w:r>
-        <w:t>Ich interessiere mich fuer den Beruf Informatikerin EFZ. Darum moechte ich gerne einen Einblick in den Berufsalltag erhalten.</w:t>
+        <w:t>Ich interessiere mich für den Beruf Informatikerin EFZ. Darum möchte ich gerne einen Einblick in den Berufsalltag erhalten.</w:t>
       </w:r>
     </w:p>
     <w:p>
       <w:r>
-        <w:t>Ueber eine Moeglichkeit zum Schnuppern wuerde ich mich freuen. Ich bin motiviert und lerne gern Neues.</w:t>
+        <w:t>Über eine Moeglichkeit zum Schnuppern wuerde ich mich freuen. Ich bin motiviert und lerne gern Neues.</w:t>
       </w:r>
     </w:p>
     <w:p>
       <w:r>
-        <w:t>Freundliche Gruesse</w:t>
+        <w:t>Freundliche Grüsse</w:t>
       </w:r>
     </w:p>
     <w:p>

--- a/arbeitsblaetter/START_Schnupperlehrbrief.docx
+++ b/arbeitsblaetter/START_Schnupperlehrbrief.docx
@@ -59,7 +59,7 @@
     </w:p>
     <w:p>
       <w:r>
-        <w:t>Über eine Moeglichkeit zum Schnuppern wuerde ich mich freuen. Ich bin motiviert und lerne gern Neues.</w:t>
+        <w:t>Über eine Möglichkeit zum Schnuppern würde ich mich freuen. Ich bin motiviert und lerne gern Neues.</w:t>
       </w:r>
     </w:p>
     <w:p>

--- a/arbeitsblaetter/START_Schnupperlehrbrief.docx
+++ b/arbeitsblaetter/START_Schnupperlehrbrief.docx
@@ -508,15 +508,15 @@
     <w:pPr>
       <w:keepNext/>
       <w:keepLines/>
-      <w:spacing w:before="480" w:after="0"/>
+      <w:spacing w:before="480" w:after="160"/>
       <w:outlineLvl w:val="0"/>
     </w:pPr>
     <w:rPr>
-      <w:rFonts w:asciiTheme="majorHAnsi" w:eastAsiaTheme="majorEastAsia" w:hAnsiTheme="majorHAnsi" w:cstheme="majorBidi"/>
+      <w:rFonts w:asciiTheme="majorHAnsi" w:eastAsiaTheme="majorEastAsia" w:hAnsiTheme="majorHAnsi" w:cstheme="majorBidi" w:ascii="Arial" w:hAnsi="Arial"/>
       <w:b/>
       <w:bCs/>
-      <w:color w:val="365F91" w:themeColor="accent1" w:themeShade="BF"/>
-      <w:sz w:val="28"/>
+      <w:color w:val="17324D"/>
+      <w:sz w:val="34"/>
       <w:szCs w:val="28"/>
     </w:rPr>
   </w:style>
